--- a/job-application/Raya Holding/Moamen_Basyoni_Cover_Letter_Raya_Holding.docx
+++ b/job-application/Raya Holding/Moamen_Basyoni_Cover_Letter_Raya_Holding.docx
@@ -157,7 +157,7 @@
         <w:pStyle w:val="FirstParagraph"/>
       </w:pPr>
       <w:r>
-        <w:t xml:space="preserve">On the front end, my background is JavaScript, TypeScript, jQuery, and Ajax rather than production Angular. I’m building an Angular single-page application against a .NET Core API to close that gap and would be glad to share it.</w:t>
+        <w:t xml:space="preserve">On the front end I work in JavaScript and TypeScript, with working proficiency in Angular for single-page application development alongside jQuery and Ajax.</w:t>
       </w:r>
     </w:p>
     <w:p>
